--- a/laravel-app/database/data/internship/handbooks/intercom/Beyond_Intercom_Internship_Day_180_Student_Handbook.docx
+++ b/laravel-app/database/data/internship/handbooks/intercom/Beyond_Intercom_Internship_Day_180_Student_Handbook.docx
@@ -38,7 +38,7 @@
           <w:color w:val="1E293B"/>
           <w:sz w:val="28"/>
         </w:rPr>
-        <w:t>Capstone Show Communications</w:t>
+        <w:t>Intercom Capstone and Professional Readiness — Assessment Project</w:t>
       </w:r>
     </w:p>
     <w:p>
@@ -50,7 +50,7 @@
           <w:b w:val="0"/>
           <w:sz w:val="22"/>
         </w:rPr>
-        <w:t>Assessment and reflection. Full student study guide and practical laboratory manual for Beyond Enterprise interns.</w:t>
+        <w:t>Assessment and presentation. Full student study guide and practical laboratory manual for Beyond Enterprise interns.</w:t>
       </w:r>
     </w:p>
     <w:tbl>
@@ -141,7 +141,7 @@
               <w:rPr>
                 <w:sz w:val="18"/>
               </w:rPr>
-              <w:t>Assessment and reflection</w:t>
+              <w:t>Assessment and presentation</w:t>
             </w:r>
           </w:p>
         </w:tc>
@@ -154,7 +154,7 @@
               <w:rPr>
                 <w:sz w:val="18"/>
               </w:rPr>
-              <w:t>advanced</w:t>
+              <w:t>capstone</w:t>
             </w:r>
           </w:p>
         </w:tc>
@@ -167,7 +167,7 @@
               <w:rPr>
                 <w:sz w:val="18"/>
               </w:rPr>
-              <w:t>8 hours</w:t>
+              <w:t>8.0 hours</w:t>
             </w:r>
           </w:p>
         </w:tc>
@@ -180,7 +180,7 @@
               <w:rPr>
                 <w:sz w:val="18"/>
               </w:rPr>
-              <w:t>Beyond wired/wireless intercom equipment and laptop-based communication tools</w:t>
+              <w:t>Beyond wired/wireless intercom equipment, laptop-based communication tools, all assigned i</w:t>
             </w:r>
           </w:p>
         </w:tc>
@@ -198,7 +198,7 @@
           <w:color w:val="0B3F90"/>
           <w:sz w:val="20"/>
         </w:rPr>
-        <w:t>Day 180 objective  Complete the assessment and reflection for Capstone Show Communications: Apply capstone show communications safely and explain the result in a professional technical report.</w:t>
+        <w:t>Day 180 objective  Complete the assessment and presentation for Intercom Capstone and Professional Readiness — Assessment Project: Plan, execute, verify, present, and safely close an assessment project covering the complete intercom capstone and professional readiness phase.</w:t>
       </w:r>
     </w:p>
     <w:p>
@@ -270,7 +270,7 @@
           <w:b w:val="0"/>
           <w:sz w:val="22"/>
         </w:rPr>
-        <w:t>Submit: Final artifact, demonstration evidence, 150-300 word reflection, and self-score against the rubric..</w:t>
+        <w:t>Submit: Assessment demonstration, reproducible project/equipment package, verification and restoration evidence, safety review, and professional report..</w:t>
       </w:r>
     </w:p>
     <w:p>
@@ -619,7 +619,7 @@
           <w:b w:val="0"/>
           <w:sz w:val="20"/>
         </w:rPr>
-        <w:t>Curriculum objective (source of truth): Apply capstone show communications safely and explain the result in a professional technical report.</w:t>
+        <w:t>Curriculum objective (source of truth): Plan, execute, verify, present, and safely close an assessment project covering the complete intercom capstone and professional readiness phase.</w:t>
       </w:r>
     </w:p>
     <w:p>
@@ -631,7 +631,7 @@
           <w:b w:val="0"/>
           <w:sz w:val="22"/>
         </w:rPr>
-        <w:t>Explain Capstone Show Communications to a supervisor in under two minutes.</w:t>
+        <w:t>Explain Intercom Capstone and Professional Readiness — Assessment Project to a supervisor in under two minutes.</w:t>
       </w:r>
     </w:p>
     <w:p>
@@ -643,7 +643,7 @@
           <w:b w:val="0"/>
           <w:sz w:val="22"/>
         </w:rPr>
-        <w:t>Configure or verify the approved tools required for Capstone Show Communications.</w:t>
+        <w:t>Configure or verify the approved tools required for Intercom Capstone and Professional Readiness — Assessment Project.</w:t>
       </w:r>
     </w:p>
     <w:p>
@@ -655,7 +655,7 @@
           <w:b w:val="0"/>
           <w:sz w:val="22"/>
         </w:rPr>
-        <w:t>Implement or perform the assessment and reflection practical for this topic.</w:t>
+        <w:t>Implement or perform the assessment and presentation practical for this topic.</w:t>
       </w:r>
     </w:p>
     <w:p>
@@ -711,7 +711,7 @@
           <w:b w:val="0"/>
           <w:sz w:val="22"/>
         </w:rPr>
-        <w:t>Define the professional meaning of “Capstone Show Communications” before you use tools. Do not split the title into meaningless words. Connect each concept to today's practical action.</w:t>
+        <w:t>Define the professional meaning of “Intercom Capstone and Professional Readiness — Assessment Project” before you use tools. Do not split the title into meaningless words. Connect each concept to today's practical action.</w:t>
       </w:r>
     </w:p>
     <w:tbl>
@@ -819,7 +819,7 @@
               <w:rPr>
                 <w:sz w:val="18"/>
               </w:rPr>
-              <w:t>Core topic skill</w:t>
+              <w:t>Channel plan</w:t>
             </w:r>
           </w:p>
         </w:tc>
@@ -832,7 +832,7 @@
               <w:rPr>
                 <w:sz w:val="18"/>
               </w:rPr>
-              <w:t>Professional practice for Capstone Show Communications</w:t>
+              <w:t>Who talks to whom</w:t>
             </w:r>
           </w:p>
         </w:tc>
@@ -845,7 +845,7 @@
               <w:rPr>
                 <w:sz w:val="18"/>
               </w:rPr>
-              <w:t>Complete today's practical objective</w:t>
+              <w:t>Write channel assignment</w:t>
             </w:r>
           </w:p>
         </w:tc>
@@ -858,7 +858,7 @@
               <w:rPr>
                 <w:sz w:val="18"/>
               </w:rPr>
-              <w:t>Shallow buzzword-only work</w:t>
+              <w:t>Cross-talk in show-critical moment</w:t>
             </w:r>
           </w:p>
         </w:tc>
@@ -871,7 +871,7 @@
               <w:rPr>
                 <w:sz w:val="18"/>
               </w:rPr>
-              <w:t>Demonstrate with evidence</w:t>
+              <w:t>Posted channel card</w:t>
             </w:r>
           </w:p>
         </w:tc>
@@ -886,7 +886,7 @@
               <w:rPr>
                 <w:sz w:val="18"/>
               </w:rPr>
-              <w:t>Tool discipline</w:t>
+              <w:t>Call language</w:t>
             </w:r>
           </w:p>
         </w:tc>
@@ -899,7 +899,7 @@
               <w:rPr>
                 <w:sz w:val="18"/>
               </w:rPr>
-              <w:t>Use only approved tools/versions</w:t>
+              <w:t>Clear, short, professional phrases</w:t>
             </w:r>
           </w:p>
         </w:tc>
@@ -912,7 +912,7 @@
               <w:rPr>
                 <w:sz w:val="18"/>
               </w:rPr>
-              <w:t>Verify tools before lab</w:t>
+              <w:t>Practise standard calls</w:t>
             </w:r>
           </w:p>
         </w:tc>
@@ -925,7 +925,7 @@
               <w:rPr>
                 <w:sz w:val="18"/>
               </w:rPr>
-              <w:t>Unapproved downloads</w:t>
+              <w:t>Jokes during cues</w:t>
             </w:r>
           </w:p>
         </w:tc>
@@ -938,7 +938,7 @@
               <w:rPr>
                 <w:sz w:val="18"/>
               </w:rPr>
-              <w:t>Official sources only</w:t>
+              <w:t>Etiquette checklist</w:t>
             </w:r>
           </w:p>
         </w:tc>
@@ -953,7 +953,7 @@
               <w:rPr>
                 <w:sz w:val="18"/>
               </w:rPr>
-              <w:t>Professional documentation</w:t>
+              <w:t>Backup path</w:t>
             </w:r>
           </w:p>
         </w:tc>
@@ -966,7 +966,7 @@
               <w:rPr>
                 <w:sz w:val="18"/>
               </w:rPr>
-              <w:t>Clear enough for handover</w:t>
+              <w:t>Second way to communicate</w:t>
             </w:r>
           </w:p>
         </w:tc>
@@ -979,7 +979,7 @@
               <w:rPr>
                 <w:sz w:val="18"/>
               </w:rPr>
-              <w:t>Write procedure + results</w:t>
+              <w:t>Test spare beltpack/channel</w:t>
             </w:r>
           </w:p>
         </w:tc>
@@ -992,7 +992,7 @@
               <w:rPr>
                 <w:sz w:val="18"/>
               </w:rPr>
-              <w:t>Undocumented changes</w:t>
+              <w:t>Single point of failure</w:t>
             </w:r>
           </w:p>
         </w:tc>
@@ -1005,7 +1005,7 @@
               <w:rPr>
                 <w:sz w:val="18"/>
               </w:rPr>
-              <w:t>README + report template</w:t>
+              <w:t>Backup test evidence</w:t>
             </w:r>
           </w:p>
         </w:tc>
@@ -1266,7 +1266,7 @@
           <w:b w:val="0"/>
           <w:sz w:val="22"/>
         </w:rPr>
-        <w:t>Tools available: Beyond wired/wireless intercom equipment and laptop-based communication tools.</w:t>
+        <w:t>Tools available: Beyond wired/wireless intercom equipment, laptop-based communication tools, all assigned intercom tools, PPE, documentation, presentation tools.</w:t>
       </w:r>
     </w:p>
     <w:p>
@@ -1381,7 +1381,7 @@
               <w:rPr>
                 <w:sz w:val="18"/>
               </w:rPr>
-              <w:t>Beyond wired/wireless intercom equipment and laptop-based communication tools</w:t>
+              <w:t>Beyond wired/wireless intercom equipment, laptop-based communication tools, all assigned intercom tools, PPE, documentation, presentation tools</w:t>
             </w:r>
           </w:p>
         </w:tc>
@@ -1434,7 +1434,7 @@
           <w:b w:val="0"/>
           <w:sz w:val="18"/>
         </w:rPr>
-        <w:t>└── Day_180_Capstone_Show_Communications/</w:t>
+        <w:t>└── Day_180_Intercom_Capstone_and_Professional_Readiness_Ass/</w:t>
       </w:r>
     </w:p>
     <w:p>
@@ -1608,7 +1608,7 @@
           <w:color w:val="0B3F90"/>
           <w:sz w:val="24"/>
         </w:rPr>
-        <w:t>Assessment and reflection: Capstone Show Communications</w:t>
+        <w:t>Assessment and presentation: Intercom Capstone and Professional Readiness — Assessment Project</w:t>
       </w:r>
     </w:p>
     <w:p>
@@ -1632,7 +1632,7 @@
           <w:b w:val="0"/>
           <w:sz w:val="20"/>
         </w:rPr>
-        <w:t>• Complete the practical assessment for capstone show communications, demonstrate the result, and explain decisions in your own words.</w:t>
+        <w:t>• Review the Day 180 scope, prerequisite from Day 179, and supervisor instructions before touching software, accounts, cables, power, rigging, networks, or equipment.</w:t>
       </w:r>
     </w:p>
     <w:p>
@@ -1644,7 +1644,7 @@
           <w:b w:val="0"/>
           <w:sz w:val="20"/>
         </w:rPr>
-        <w:t>• Work only in an authorized lab, VM or on equipment assigned by Beyond.</w:t>
+        <w:t>• Confirm the authorized lab/equipment boundary, owner, asset IDs, workspace condition, backup/rollback state, emergency procedure, and any PPE or spotter requirement.</w:t>
       </w:r>
     </w:p>
     <w:p>
@@ -1656,7 +1656,79 @@
           <w:b w:val="0"/>
           <w:sz w:val="20"/>
         </w:rPr>
-        <w:t>• Keep time entries truthful and ask the supervisor before changing production equipment.</w:t>
+        <w:t>• Verify only the approved tools for today: Beyond wired/wireless intercom equipment, laptop-based communication tools, all assigned intercom tools, PPE, documentation, presentation tools. Record versions, firmware, serial/asset references, calibration status, or configuration as relevant. Avoid unnecessary installation or updates.</w:t>
+      </w:r>
+    </w:p>
+    <w:p>
+      <w:pPr>
+        <w:spacing w:after="120"/>
+      </w:pPr>
+      <w:r>
+        <w:rPr>
+          <w:b w:val="0"/>
+          <w:sz w:val="20"/>
+        </w:rPr>
+        <w:t>• Create Day_180_intercom_capstone_and_professional_readiness__assessment_proje with evidence, diagrams or src, checklists or tests, output, and report folders.</w:t>
+      </w:r>
+    </w:p>
+    <w:p>
+      <w:pPr>
+        <w:spacing w:after="120"/>
+      </w:pPr>
+      <w:r>
+        <w:rPr>
+          <w:b w:val="0"/>
+          <w:sz w:val="20"/>
+        </w:rPr>
+        <w:t>• Capture a privacy-reviewed baseline photograph/screenshot and record expected result, measurement units, acceptance limit, and stop condition.</w:t>
+      </w:r>
+    </w:p>
+    <w:p>
+      <w:pPr>
+        <w:spacing w:after="120"/>
+      </w:pPr>
+      <w:r>
+        <w:rPr>
+          <w:b w:val="0"/>
+          <w:sz w:val="20"/>
+        </w:rPr>
+        <w:t>• Complete the practical objective: Plan, execute, verify, present, and safely close an assessment project covering the complete intercom capstone and professional readiness phase.</w:t>
+      </w:r>
+    </w:p>
+    <w:p>
+      <w:pPr>
+        <w:spacing w:after="120"/>
+      </w:pPr>
+      <w:r>
+        <w:rPr>
+          <w:b w:val="0"/>
+          <w:sz w:val="20"/>
+        </w:rPr>
+        <w:t>• Introduce or analyze only an approved controlled fault/edge case. Troubleshoot systematically, preserve evidence, and return the lab/equipment to its approved state.</w:t>
+      </w:r>
+    </w:p>
+    <w:p>
+      <w:pPr>
+        <w:spacing w:after="120"/>
+      </w:pPr>
+      <w:r>
+        <w:rPr>
+          <w:b w:val="0"/>
+          <w:sz w:val="20"/>
+        </w:rPr>
+        <w:t>• Verify independently through a second instrument/path/test, clean rerun, configuration comparison, peer check, or supervisor sign-off. Distinguish evidence from proof.</w:t>
+      </w:r>
+    </w:p>
+    <w:p>
+      <w:pPr>
+        <w:spacing w:after="120"/>
+      </w:pPr>
+      <w:r>
+        <w:rPr>
+          <w:b w:val="0"/>
+          <w:sz w:val="20"/>
+        </w:rPr>
+        <w:t>• Complete the discipline safety/ethics checklist, inventory/custody or cleanup check, and a professional report with honest limitations and assistance disclosure.</w:t>
       </w:r>
     </w:p>
     <w:p>
@@ -1696,7 +1768,7 @@
           <w:b w:val="0"/>
           <w:sz w:val="18"/>
         </w:rPr>
-        <w:t># Topic: Capstone Show Communications</w:t>
+        <w:t># Topic: Intercom Capstone and Professional Readiness — Assessment Project</w:t>
       </w:r>
     </w:p>
     <w:p>
@@ -1710,7 +1782,7 @@
           <w:b w:val="0"/>
           <w:sz w:val="18"/>
         </w:rPr>
-        <w:t># Mode: Assessment and reflection</w:t>
+        <w:t># Mode: Assessment and presentation</w:t>
       </w:r>
     </w:p>
     <w:p>
@@ -1794,7 +1866,7 @@
           <w:b w:val="0"/>
           <w:sz w:val="18"/>
         </w:rPr>
-        <w:t>[ ] Practical procedure for "Capstone Show Communications" completed</w:t>
+        <w:t>[ ] Practical procedure for "Intercom Capstone and Professional Readiness — Assessment Project" completed</w:t>
       </w:r>
     </w:p>
     <w:p>
@@ -5231,7 +5303,7 @@
           <w:b w:val="0"/>
           <w:sz w:val="22"/>
         </w:rPr>
-        <w:t>Objective addressed for Capstone Show Communications</w:t>
+        <w:t>Objective addressed for Intercom Capstone and Professional Readiness — Assessment Project</w:t>
       </w:r>
     </w:p>
     <w:p>
@@ -5243,7 +5315,7 @@
           <w:b w:val="0"/>
           <w:sz w:val="22"/>
         </w:rPr>
-        <w:t>Assessment and reflection practical completed</w:t>
+        <w:t>Assessment and presentation practical completed</w:t>
       </w:r>
     </w:p>
     <w:p>
@@ -5335,7 +5407,7 @@
           <w:b w:val="0"/>
           <w:sz w:val="22"/>
         </w:rPr>
-        <w:t>Matches: Final artifact, demonstration evidence, 150-300 word reflection, and self-score against the rubric.</w:t>
+        <w:t>Matches: Assessment demonstration, reproducible project/equipment package, verification and restoration evidence, safety review, and professional report.</w:t>
       </w:r>
     </w:p>
     <w:p>
@@ -5367,7 +5439,7 @@
           <w:b w:val="0"/>
           <w:sz w:val="22"/>
         </w:rPr>
-        <w:t>Explain Capstone Show Communications without reading.</w:t>
+        <w:t>Explain Intercom Capstone and Professional Readiness — Assessment Project without reading.</w:t>
       </w:r>
     </w:p>
     <w:p>
@@ -5459,7 +5531,7 @@
           <w:b w:val="0"/>
           <w:sz w:val="22"/>
         </w:rPr>
-        <w:t>Today is Day 180 (Assessment and reflection) on Capstone Show Communications. I worked only in the authorized Beyond production communications lab. I completed the practical objective, verified with a second check, and packaged evidence. Main risk: unauthorized or unsafe action; control: checklist + supervisor escalation. Limitation: classroom/lab scope only. Next: continue the topic cycle and keep documentation reproducible.</w:t>
+        <w:t>Today is Day 180 (Assessment and presentation) on Intercom Capstone and Professional Readiness — Assessment Project. I worked only in the authorized Beyond production communications lab. I completed the practical objective, verified with a second check, and packaged evidence. Main risk: unauthorized or unsafe action; control: checklist + supervisor escalation. Limitation: classroom/lab scope only. Next: continue the topic cycle and keep documentation reproducible.</w:t>
       </w:r>
     </w:p>
     <w:p>
